--- a/resumes/omar_hassan.docx
+++ b/resumes/omar_hassan.docx
@@ -12,12 +12,12 @@
     </w:p>
     <w:p>
       <w:r>
-        <w:t>Staff Backend Engineer</w:t>
+        <w:t>Staff Software Engineer, Backend</w:t>
       </w:r>
     </w:p>
     <w:p>
       <w:r>
-        <w:t>Bengaluru, India | omar.hassan@example.com | +1-555-0113</w:t>
+        <w:t>Toronto, Canada | omar.hassan@example.com | +1-555-0113</w:t>
       </w:r>
     </w:p>
     <w:p>
@@ -30,7 +30,7 @@
     </w:p>
     <w:p>
       <w:r>
-        <w:t>Staff Backend Engineer with 12+ years of experience specialising in Python, FastAPI, PostgreSQL. Track record of delivering reliable, measurable results in production systems.</w:t>
+        <w:t>Staff Software Engineer, Backend with 12+ years of experience specialising in Python, FastAPI, PostgreSQL. Track record of delivering reliable, measurable results in production systems.</w:t>
       </w:r>
     </w:p>
     <w:p>
@@ -43,20 +43,7 @@
     </w:p>
     <w:p>
       <w:r>
-        <w:t>Python, FastAPI, PostgreSQL, Docker, REST APIs, Flask, Redis, MongoDB</w:t>
-      </w:r>
-    </w:p>
-    <w:p>
-      <w:pPr>
-        <w:pStyle w:val="Heading1"/>
-      </w:pPr>
-      <w:r>
-        <w:t>EDUCATION</w:t>
-      </w:r>
-    </w:p>
-    <w:p>
-      <w:r>
-        <w:t>M.Tech in Software Engineering, Northfield College (2014)</w:t>
+        <w:t>Python, FastAPI, PostgreSQL, Docker, REST APIs, Redis, AWS, Django</w:t>
       </w:r>
     </w:p>
     <w:p>
@@ -69,7 +56,49 @@
     </w:p>
     <w:p>
       <w:r>
-        <w:t>Staff Backend Engineer, Clearpath Energy (2023 - Present)</w:t>
+        <w:t>Staff Backend Engineer, FinServe (2021 - Present)</w:t>
+      </w:r>
+    </w:p>
+    <w:p>
+      <w:pPr>
+        <w:pStyle w:val="ListBullet"/>
+      </w:pPr>
+      <w:r>
+        <w:t>Cut p95 API latency 70% by tuning PostgreSQL queries and Python caching.</w:t>
+      </w:r>
+    </w:p>
+    <w:p>
+      <w:pPr>
+        <w:pStyle w:val="ListBullet"/>
+      </w:pPr>
+      <w:r>
+        <w:t>Designed Django microservices handling 1M requests per day.</w:t>
+      </w:r>
+    </w:p>
+    <w:p>
+      <w:r>
+        <w:t>Python Developer, DataWorks (2019 - 2021)</w:t>
+      </w:r>
+    </w:p>
+    <w:p>
+      <w:pPr>
+        <w:pStyle w:val="ListBullet"/>
+      </w:pPr>
+      <w:r>
+        <w:t>Migrated a monolith to FastAPI microservices with zero-downtime releases.</w:t>
+      </w:r>
+    </w:p>
+    <w:p>
+      <w:pPr>
+        <w:pStyle w:val="ListBullet"/>
+      </w:pPr>
+      <w:r>
+        <w:t>Designed REST APIs microservices handling 2M requests per day.</w:t>
+      </w:r>
+    </w:p>
+    <w:p>
+      <w:r>
+        <w:t>Backend Engineer, Quant Co (2017 - 2019)</w:t>
       </w:r>
     </w:p>
     <w:p>
@@ -85,12 +114,12 @@
         <w:pStyle w:val="ListBullet"/>
       </w:pPr>
       <w:r>
-        <w:t>Owned CI/CD pipelines deploying MongoDB services 5x per week.</w:t>
+        <w:t>Owned CI/CD pipelines deploying Django services 5x per week.</w:t>
       </w:r>
     </w:p>
     <w:p>
       <w:r>
-        <w:t>Backend Engineer, Acme Cloud (2021 - 2023)</w:t>
+        <w:t>Python Developer, Vision Corp (2014 - 2017)</w:t>
       </w:r>
     </w:p>
     <w:p>
@@ -98,7 +127,7 @@
         <w:pStyle w:val="ListBullet"/>
       </w:pPr>
       <w:r>
-        <w:t>Designed MongoDB microservices handling 1M requests per day.</w:t>
+        <w:t>Designed AWS microservices handling 2M requests per day.</w:t>
       </w:r>
     </w:p>
     <w:p>
@@ -106,49 +135,7 @@
         <w:pStyle w:val="ListBullet"/>
       </w:pPr>
       <w:r>
-        <w:t>Owned CI/CD pipelines deploying PostgreSQL services 5x per week.</w:t>
-      </w:r>
-    </w:p>
-    <w:p>
-      <w:r>
-        <w:t>Backend Engineer, RetailX (2018 - 2021)</w:t>
-      </w:r>
-    </w:p>
-    <w:p>
-      <w:pPr>
-        <w:pStyle w:val="ListBullet"/>
-      </w:pPr>
-      <w:r>
-        <w:t>Migrated a monolith to MongoDB microservices with zero-downtime releases.</w:t>
-      </w:r>
-    </w:p>
-    <w:p>
-      <w:pPr>
-        <w:pStyle w:val="ListBullet"/>
-      </w:pPr>
-      <w:r>
-        <w:t>Built event-driven workflows with PostgreSQL and Python.</w:t>
-      </w:r>
-    </w:p>
-    <w:p>
-      <w:r>
-        <w:t>Software Engineer, Backend, Quant Co (2014 - 2018)</w:t>
-      </w:r>
-    </w:p>
-    <w:p>
-      <w:pPr>
-        <w:pStyle w:val="ListBullet"/>
-      </w:pPr>
-      <w:r>
-        <w:t>Cut p95 API latency 40% by tuning Python queries and MongoDB caching.</w:t>
-      </w:r>
-    </w:p>
-    <w:p>
-      <w:pPr>
-        <w:pStyle w:val="ListBullet"/>
-      </w:pPr>
-      <w:r>
-        <w:t>Built event-driven workflows with PostgreSQL and Flask.</w:t>
+        <w:t>Migrated a monolith to PostgreSQL microservices with zero-downtime releases.</w:t>
       </w:r>
     </w:p>
     <w:p>
@@ -161,12 +148,25 @@
     </w:p>
     <w:p>
       <w:r>
-        <w:t>Billing API: idempotent payment service in Docker backed by Flask.</w:t>
+        <w:t>Rate Limiter: distributed limiter using FastAPI and Redis.</w:t>
       </w:r>
     </w:p>
     <w:p>
       <w:r>
-        <w:t>Rate Limiter: distributed limiter using FastAPI and MongoDB.</w:t>
+        <w:t>Billing API: idempotent payment service in Docker backed by Django.</w:t>
+      </w:r>
+    </w:p>
+    <w:p>
+      <w:pPr>
+        <w:pStyle w:val="Heading1"/>
+      </w:pPr>
+      <w:r>
+        <w:t>EDUCATION</w:t>
+      </w:r>
+    </w:p>
+    <w:p>
+      <w:r>
+        <w:t>M.S. in Software Engineering, State University (2013)</w:t>
       </w:r>
     </w:p>
     <w:p>
